--- a/SnakeXenzia-by-chatGPT.docx
+++ b/SnakeXenzia-by-chatGPT.docx
@@ -363,7 +363,7 @@
     <w:p>
       <w:pPr>
         <w:tabs>
-          <w:tab w:val="left" w:pos="5259"/>
+          <w:tab w:val="center" w:pos="4680"/>
         </w:tabs>
         <w:rPr>
           <w:rFonts w:ascii="Times New Roman" w:eastAsia="Times New Roman" w:hAnsi="Times New Roman" w:cs="Times New Roman"/>
@@ -389,6 +389,14 @@
         <w:t>SnakeXen.jsx</w:t>
       </w:r>
       <w:proofErr w:type="spellEnd"/>
+      <w:r>
+        <w:rPr>
+          <w:rFonts w:ascii="Times New Roman" w:eastAsia="Times New Roman" w:hAnsi="Times New Roman" w:cs="Times New Roman"/>
+          <w:sz w:val="28"/>
+          <w:szCs w:val="24"/>
+        </w:rPr>
+        <w:tab/>
+      </w:r>
     </w:p>
     <w:p>
       <w:pPr>
@@ -890,7 +898,7 @@
           <w:sz w:val="32"/>
         </w:rPr>
         <w:pict>
-          <v:rect id="_x0000_i1043" style="width:0;height:1.5pt" o:hralign="center" o:hrstd="t" o:hr="t" fillcolor="#a0a0a0" stroked="f"/>
+          <v:rect id="_x0000_i1025" style="width:0;height:1.5pt" o:hralign="center" o:hrstd="t" o:hr="t" fillcolor="#a0a0a0" stroked="f"/>
         </w:pict>
       </w:r>
     </w:p>
@@ -1040,6 +1048,8 @@
           <w:szCs w:val="24"/>
         </w:rPr>
       </w:pPr>
+      <w:bookmarkStart w:id="0" w:name="_GoBack"/>
+      <w:bookmarkEnd w:id="0"/>
     </w:p>
     <w:p>
       <w:pPr>
@@ -1120,8 +1130,6 @@
           <w:szCs w:val="24"/>
         </w:rPr>
       </w:pPr>
-      <w:bookmarkStart w:id="0" w:name="_GoBack"/>
-      <w:bookmarkEnd w:id="0"/>
     </w:p>
     <w:p>
       <w:pPr>
